--- a/spa/docx/013.content.docx
+++ b/spa/docx/013.content.docx
@@ -43487,7 +43487,7 @@
         <w:rPr>
           <w:lang w:val="es_ES" w:bidi="es_ES"/>
         </w:rPr>
-        <w:t>Gehena: Un lugar de castigo después de la muerte, nombrado en honor a un valle cerca de Jerusalén donde se quemaba basura.</w:t>
+        <w:t>Gehena: Un lugar de castigo después de la muerte, nombrado en honor a un valle cerca de Jerusalén.</w:t>
       </w:r>
     </w:p>
     <w:p>
@@ -44187,25 +44187,7 @@
         <w:rPr>
           <w:lang w:val="es_ES" w:bidi="es_ES"/>
         </w:rPr>
-        <w:t>Durante este periodo, el pueblo judío empezó a utilizar una nueva palabra: "Gehena." Esta se nombró en honor al Valle de Hinom, ubicado al sur de Jerusalén. Este valle era conocido por los terribles acontecimientos que allí ocurrieron:</w:t>
-      </w:r>
-    </w:p>
-    <w:p>
-      <w:pPr>
-        <w:pStyle w:val="ListBullet"/>
-        <w:spacing w:line="240" w:lineRule="auto"/>
-        <w:ind w:left="720"/>
-      </w:pPr>
-      <w:r>
-        <w:rPr>
-          <w:lang w:val="es_ES" w:bidi="es_ES"/>
-        </w:rPr>
-      </w:r>
-      <w:r>
-        <w:rPr>
-          <w:lang w:val="es_ES" w:bidi="es_ES"/>
-        </w:rPr>
-        <w:t>En tiempos del Antiguo Testamento, era un lugar donde la gente sacrificaba niños a dioses falsos (</w:t>
+        <w:t>Durante este periodo, el pueblo judío empezó a utilizar una nueva palabra: "Gehena." Esta se nombró en honor al Valle de Hinom, ubicado al sur de Jerusalén. Este valle era conocido por los terribles acontecimientos que allí ocurrieron. En tiempos del Antiguo Testamento, era un lugar donde la gente sacrificaba niños a dioses falsos (</w:t>
       </w:r>
       <w:r>
         <w:rPr>
@@ -44242,24 +44224,6 @@
           <w:lang w:val="es_ES" w:bidi="es_ES"/>
         </w:rPr>
         <w:t>).</w:t>
-      </w:r>
-    </w:p>
-    <w:p>
-      <w:pPr>
-        <w:pStyle w:val="ListBullet"/>
-        <w:spacing w:line="240" w:lineRule="auto"/>
-        <w:ind w:left="720"/>
-      </w:pPr>
-      <w:r>
-        <w:rPr>
-          <w:lang w:val="es_ES" w:bidi="es_ES"/>
-        </w:rPr>
-      </w:r>
-      <w:r>
-        <w:rPr>
-          <w:lang w:val="es_ES" w:bidi="es_ES"/>
-        </w:rPr>
-        <w:t>En tiempos del Nuevo Testamento, se usaba como un vertedero donde los fuegos ardían constantemente.</w:t>
       </w:r>
     </w:p>
     <w:p>
@@ -45161,7 +45125,7 @@
         <w:rPr>
           <w:lang w:val="es_ES" w:bidi="es_ES"/>
         </w:rPr>
-        <w:t>). Él rescatará a los muertos de allí (</w:t>
+        <w:t>). Él obligará al Hades a entregar a sus muertos (</w:t>
       </w:r>
       <w:r>
         <w:rPr>
